--- a/flow/20240204_zachala_ev/mt083b.docx
+++ b/flow/20240204_zachala_ev/mt083b.docx
@@ -84,7 +84,25 @@
         <w:rPr>
           <w:color w:val="000000"/>
         </w:rPr>
-        <w:t xml:space="preserve"> Наближаючись до Єрусалиму, вони прийшли у </w:t>
+        <w:t xml:space="preserve"> </w:t>
+      </w:r>
+      <w:r>
+        <w:rPr>
+          <w:color w:val="000000"/>
+        </w:rPr>
+        <w:t>В той час, коли наближався Ісус</w:t>
+      </w:r>
+      <w:r>
+        <w:rPr>
+          <w:color w:val="000000"/>
+        </w:rPr>
+        <w:t xml:space="preserve"> </w:t>
+      </w:r>
+      <w:r>
+        <w:rPr>
+          <w:color w:val="000000"/>
+        </w:rPr>
+        <w:t xml:space="preserve">до Єрусалиму, вони прийшли у </w:t>
       </w:r>
       <w:proofErr w:type="spellStart"/>
       <w:r>
@@ -205,11 +223,99 @@
         <w:rPr>
           <w:color w:val="000000"/>
         </w:rPr>
-        <w:t>Скажіть дочці сіонській:</w:t>
-      </w:r>
-      <w:r>
-        <w:rPr>
-          <w:color w:val="000000"/>
+        <w:t>Скажіть дочці сіонській: ось цар твій іде до тебе, лагідний і верхи на ослиці, – на осляті, синові під'яремної.</w:t>
+      </w:r>
+    </w:p>
+    <w:p>
+      <w:pPr>
+        <w:shd w:val="clear" w:color="auto" w:fill="FFFFFF"/>
+        <w:spacing w:line="360" w:lineRule="auto"/>
+        <w:ind w:firstLine="426"/>
+        <w:jc w:val="both"/>
+        <w:rPr>
+          <w:color w:val="000000"/>
+        </w:rPr>
+      </w:pPr>
+      <w:r>
+        <w:rPr>
+          <w:rStyle w:val="Versetto"/>
+        </w:rPr>
+        <w:t>6.</w:t>
+      </w:r>
+      <w:r>
+        <w:rPr>
+          <w:color w:val="000000"/>
+        </w:rPr>
+        <w:t xml:space="preserve"> Учні пішли й зробили так, як Ісус велів їм: </w:t>
+      </w:r>
+      <w:r>
+        <w:rPr>
+          <w:rStyle w:val="Versetto"/>
+        </w:rPr>
+        <w:t>7.</w:t>
+      </w:r>
+      <w:r>
+        <w:rPr>
+          <w:color w:val="000000"/>
+        </w:rPr>
+        <w:t xml:space="preserve"> привели вони ослицю та ослятко, поклали на них одіж і Ісус сів на неї.</w:t>
+      </w:r>
+    </w:p>
+    <w:p>
+      <w:pPr>
+        <w:shd w:val="clear" w:color="auto" w:fill="FFFFFF"/>
+        <w:spacing w:line="360" w:lineRule="auto"/>
+        <w:ind w:firstLine="426"/>
+        <w:jc w:val="both"/>
+        <w:rPr>
+          <w:color w:val="000000"/>
+        </w:rPr>
+      </w:pPr>
+      <w:r>
+        <w:rPr>
+          <w:rStyle w:val="Versetto"/>
+        </w:rPr>
+        <w:t>8.</w:t>
+      </w:r>
+      <w:r>
+        <w:rPr>
+          <w:color w:val="000000"/>
+        </w:rPr>
+        <w:t xml:space="preserve"> Сила народу стелили свою одіж по дорозі, а інші різали з дерев гілки і клали по дорозі. </w:t>
+      </w:r>
+      <w:r>
+        <w:rPr>
+          <w:rStyle w:val="Versetto"/>
+        </w:rPr>
+        <w:t>9.</w:t>
+      </w:r>
+      <w:r>
+        <w:rPr>
+          <w:color w:val="000000"/>
+        </w:rPr>
+        <w:t xml:space="preserve"> Люди, що йшли попереду й ззаду, викрикували:</w:t>
+      </w:r>
+    </w:p>
+    <w:p>
+      <w:pPr>
+        <w:shd w:val="clear" w:color="auto" w:fill="FFFFFF"/>
+        <w:spacing w:line="360" w:lineRule="auto"/>
+        <w:ind w:firstLine="426"/>
+        <w:jc w:val="both"/>
+        <w:rPr>
+          <w:color w:val="000000"/>
+        </w:rPr>
+      </w:pPr>
+      <w:r>
+        <w:rPr>
+          <w:color w:val="000000"/>
+        </w:rPr>
+        <w:t>– Осанна синові Давида!</w:t>
+      </w:r>
+      <w:r>
+        <w:rPr>
+          <w:color w:val="000000"/>
+          <w:lang w:val="ru-MD"/>
         </w:rPr>
         <w:t xml:space="preserve"> </w:t>
       </w:r>
@@ -217,31 +323,7 @@
         <w:rPr>
           <w:color w:val="000000"/>
         </w:rPr>
-        <w:t>ось цар твій іде до тебе,</w:t>
-      </w:r>
-      <w:r>
-        <w:rPr>
-          <w:color w:val="000000"/>
-        </w:rPr>
-        <w:t xml:space="preserve"> </w:t>
-      </w:r>
-      <w:r>
-        <w:rPr>
-          <w:color w:val="000000"/>
-        </w:rPr>
-        <w:t>лагідний і верхи на ослиці,</w:t>
-      </w:r>
-      <w:r>
-        <w:rPr>
-          <w:color w:val="000000"/>
-        </w:rPr>
-        <w:t xml:space="preserve"> </w:t>
-      </w:r>
-      <w:r>
-        <w:rPr>
-          <w:color w:val="000000"/>
-        </w:rPr>
-        <w:t>– на осляті, синові під'яремної.</w:t>
+        <w:t>Благословен той, що йде в ім'я Господнє! Осанна на висотах небес!</w:t>
       </w:r>
     </w:p>
     <w:p>
@@ -258,25 +340,98 @@
         <w:rPr>
           <w:rStyle w:val="Versetto"/>
         </w:rPr>
-        <w:t>6.</w:t>
-      </w:r>
-      <w:r>
-        <w:rPr>
-          <w:color w:val="000000"/>
-        </w:rPr>
-        <w:t xml:space="preserve"> Учні пішли й зробили так, як Ісус велів їм: </w:t>
-      </w:r>
+        <w:t>10.</w:t>
+      </w:r>
+      <w:r>
+        <w:rPr>
+          <w:color w:val="000000"/>
+        </w:rPr>
+        <w:t xml:space="preserve"> І коли він увійшов у Єрусалим, заметушилося все місто, питаючи:</w:t>
+      </w:r>
+    </w:p>
+    <w:p>
+      <w:pPr>
+        <w:shd w:val="clear" w:color="auto" w:fill="FFFFFF"/>
+        <w:spacing w:line="360" w:lineRule="auto"/>
+        <w:ind w:firstLine="426"/>
+        <w:jc w:val="both"/>
+        <w:rPr>
+          <w:color w:val="000000"/>
+        </w:rPr>
+      </w:pPr>
+      <w:r>
+        <w:rPr>
+          <w:color w:val="000000"/>
+        </w:rPr>
+        <w:t>– Хто це такий?</w:t>
+      </w:r>
+    </w:p>
+    <w:p>
+      <w:pPr>
+        <w:shd w:val="clear" w:color="auto" w:fill="FFFFFF"/>
+        <w:spacing w:line="360" w:lineRule="auto"/>
+        <w:ind w:firstLine="426"/>
+        <w:jc w:val="both"/>
+        <w:rPr>
+          <w:color w:val="000000"/>
+        </w:rPr>
+      </w:pPr>
       <w:r>
         <w:rPr>
           <w:rStyle w:val="Versetto"/>
         </w:rPr>
-        <w:t>7.</w:t>
-      </w:r>
-      <w:r>
-        <w:rPr>
-          <w:color w:val="000000"/>
-        </w:rPr>
-        <w:t xml:space="preserve"> привели вони ослицю та ослятко, поклали на них одіж і Ісус сів на неї.</w:t>
+        <w:t>11.</w:t>
+      </w:r>
+      <w:r>
+        <w:rPr>
+          <w:color w:val="000000"/>
+        </w:rPr>
+        <w:t xml:space="preserve"> Народ казав:</w:t>
+      </w:r>
+    </w:p>
+    <w:p>
+      <w:pPr>
+        <w:shd w:val="clear" w:color="auto" w:fill="FFFFFF"/>
+        <w:spacing w:line="360" w:lineRule="auto"/>
+        <w:ind w:firstLine="426"/>
+        <w:jc w:val="both"/>
+        <w:rPr>
+          <w:color w:val="000000"/>
+        </w:rPr>
+      </w:pPr>
+      <w:r>
+        <w:rPr>
+          <w:color w:val="000000"/>
+        </w:rPr>
+        <w:t xml:space="preserve">– Це пророк, Ісус із </w:t>
+      </w:r>
+      <w:proofErr w:type="spellStart"/>
+      <w:r>
+        <w:rPr>
+          <w:color w:val="000000"/>
+        </w:rPr>
+        <w:t>Назарету</w:t>
+      </w:r>
+      <w:proofErr w:type="spellEnd"/>
+      <w:r>
+        <w:rPr>
+          <w:color w:val="000000"/>
+        </w:rPr>
+        <w:t xml:space="preserve"> в </w:t>
+      </w:r>
+      <w:proofErr w:type="spellStart"/>
+      <w:r>
+        <w:rPr>
+          <w:color w:val="000000"/>
+        </w:rPr>
+        <w:t>Галилеї</w:t>
+      </w:r>
+      <w:proofErr w:type="spellEnd"/>
+      <w:r>
+        <w:rPr>
+          <w:color w:val="000000"/>
+        </w:rPr>
+        <w:t>.</w:t>
       </w:r>
     </w:p>
     <w:p>
@@ -293,55 +448,90 @@
         <w:rPr>
           <w:rStyle w:val="Versetto"/>
         </w:rPr>
-        <w:t>8.</w:t>
-      </w:r>
-      <w:r>
-        <w:rPr>
-          <w:color w:val="000000"/>
-        </w:rPr>
-        <w:t xml:space="preserve"> Сила народу стелили свою одіж по дорозі, а інші різали з дерев гілки і клали по дорозі. </w:t>
+        <w:t>15.</w:t>
+      </w:r>
+      <w:r>
+        <w:rPr>
+          <w:color w:val="000000"/>
+        </w:rPr>
+        <w:t xml:space="preserve"> Первосвященики ж та книжники, побачивши чуда, які він творив, і дітей, що кричали в храмі: «Осанна синові Давида!», обурилися </w:t>
       </w:r>
       <w:r>
         <w:rPr>
           <w:rStyle w:val="Versetto"/>
         </w:rPr>
-        <w:t>9.</w:t>
-      </w:r>
-      <w:r>
-        <w:rPr>
-          <w:color w:val="000000"/>
-        </w:rPr>
-        <w:t xml:space="preserve"> Люди, що йшли попереду й ззаду, викрикували:</w:t>
-      </w:r>
-    </w:p>
-    <w:p>
-      <w:pPr>
-        <w:shd w:val="clear" w:color="auto" w:fill="FFFFFF"/>
-        <w:spacing w:line="360" w:lineRule="auto"/>
-        <w:ind w:firstLine="426"/>
-        <w:jc w:val="both"/>
-        <w:rPr>
-          <w:color w:val="000000"/>
-        </w:rPr>
-      </w:pPr>
-      <w:r>
-        <w:rPr>
-          <w:color w:val="000000"/>
-        </w:rPr>
-        <w:t>– Осанна синові Давида!</w:t>
-      </w:r>
-      <w:r>
-        <w:rPr>
-          <w:color w:val="000000"/>
-          <w:lang w:val="ru-MD"/>
-        </w:rPr>
-        <w:t xml:space="preserve"> </w:t>
-      </w:r>
-      <w:r>
-        <w:rPr>
-          <w:color w:val="000000"/>
-        </w:rPr>
-        <w:t>Благословен той, що йде в ім'я Господнє! Осанна на висотах небес!</w:t>
+        <w:t>16.</w:t>
+      </w:r>
+      <w:r>
+        <w:rPr>
+          <w:color w:val="000000"/>
+        </w:rPr>
+        <w:t xml:space="preserve"> і мовили до нього:</w:t>
+      </w:r>
+    </w:p>
+    <w:p>
+      <w:pPr>
+        <w:shd w:val="clear" w:color="auto" w:fill="FFFFFF"/>
+        <w:spacing w:line="360" w:lineRule="auto"/>
+        <w:ind w:firstLine="426"/>
+        <w:jc w:val="both"/>
+        <w:rPr>
+          <w:color w:val="000000"/>
+        </w:rPr>
+      </w:pPr>
+      <w:r>
+        <w:rPr>
+          <w:color w:val="000000"/>
+        </w:rPr>
+        <w:t>– Чуєш, що оці кажуть?</w:t>
+      </w:r>
+    </w:p>
+    <w:p>
+      <w:pPr>
+        <w:shd w:val="clear" w:color="auto" w:fill="FFFFFF"/>
+        <w:spacing w:line="360" w:lineRule="auto"/>
+        <w:ind w:firstLine="426"/>
+        <w:jc w:val="both"/>
+        <w:rPr>
+          <w:color w:val="000000"/>
+        </w:rPr>
+      </w:pPr>
+      <w:r>
+        <w:rPr>
+          <w:color w:val="000000"/>
+        </w:rPr>
+        <w:t>А Ісус відповів їм:</w:t>
+      </w:r>
+    </w:p>
+    <w:p>
+      <w:pPr>
+        <w:shd w:val="clear" w:color="auto" w:fill="FFFFFF"/>
+        <w:spacing w:line="360" w:lineRule="auto"/>
+        <w:ind w:firstLine="426"/>
+        <w:jc w:val="both"/>
+        <w:rPr>
+          <w:color w:val="000000"/>
+        </w:rPr>
+      </w:pPr>
+      <w:r>
+        <w:rPr>
+          <w:color w:val="000000"/>
+        </w:rPr>
+        <w:t xml:space="preserve">– Хіба ви ніколи не читали: устами немовлят та </w:t>
+      </w:r>
+      <w:proofErr w:type="spellStart"/>
+      <w:r>
+        <w:rPr>
+          <w:color w:val="000000"/>
+        </w:rPr>
+        <w:t>ссущих</w:t>
+      </w:r>
+      <w:proofErr w:type="spellEnd"/>
+      <w:r>
+        <w:rPr>
+          <w:color w:val="000000"/>
+        </w:rPr>
+        <w:t xml:space="preserve"> ти вчинив собі хвалу?</w:t>
       </w:r>
     </w:p>
     <w:p>
@@ -358,214 +548,6 @@
         <w:rPr>
           <w:rStyle w:val="Versetto"/>
         </w:rPr>
-        <w:t>10.</w:t>
-      </w:r>
-      <w:r>
-        <w:rPr>
-          <w:color w:val="000000"/>
-        </w:rPr>
-        <w:t xml:space="preserve"> І коли він увійшов у Єрусалим, заметушилося все місто, питаючи:</w:t>
-      </w:r>
-    </w:p>
-    <w:p>
-      <w:pPr>
-        <w:shd w:val="clear" w:color="auto" w:fill="FFFFFF"/>
-        <w:spacing w:line="360" w:lineRule="auto"/>
-        <w:ind w:firstLine="426"/>
-        <w:jc w:val="both"/>
-        <w:rPr>
-          <w:color w:val="000000"/>
-        </w:rPr>
-      </w:pPr>
-      <w:r>
-        <w:rPr>
-          <w:color w:val="000000"/>
-        </w:rPr>
-        <w:t>– Хто це такий?</w:t>
-      </w:r>
-    </w:p>
-    <w:p>
-      <w:pPr>
-        <w:shd w:val="clear" w:color="auto" w:fill="FFFFFF"/>
-        <w:spacing w:line="360" w:lineRule="auto"/>
-        <w:ind w:firstLine="426"/>
-        <w:jc w:val="both"/>
-        <w:rPr>
-          <w:color w:val="000000"/>
-        </w:rPr>
-      </w:pPr>
-      <w:r>
-        <w:rPr>
-          <w:rStyle w:val="Versetto"/>
-        </w:rPr>
-        <w:t>11.</w:t>
-      </w:r>
-      <w:r>
-        <w:rPr>
-          <w:color w:val="000000"/>
-        </w:rPr>
-        <w:t xml:space="preserve"> Народ казав:</w:t>
-      </w:r>
-    </w:p>
-    <w:p>
-      <w:pPr>
-        <w:shd w:val="clear" w:color="auto" w:fill="FFFFFF"/>
-        <w:spacing w:line="360" w:lineRule="auto"/>
-        <w:ind w:firstLine="426"/>
-        <w:jc w:val="both"/>
-        <w:rPr>
-          <w:color w:val="000000"/>
-        </w:rPr>
-      </w:pPr>
-      <w:r>
-        <w:rPr>
-          <w:color w:val="000000"/>
-        </w:rPr>
-        <w:t xml:space="preserve">– Це пророк, Ісус із </w:t>
-      </w:r>
-      <w:proofErr w:type="spellStart"/>
-      <w:r>
-        <w:rPr>
-          <w:color w:val="000000"/>
-        </w:rPr>
-        <w:t>Назарету</w:t>
-      </w:r>
-      <w:proofErr w:type="spellEnd"/>
-      <w:r>
-        <w:rPr>
-          <w:color w:val="000000"/>
-        </w:rPr>
-        <w:t xml:space="preserve"> в </w:t>
-      </w:r>
-      <w:proofErr w:type="spellStart"/>
-      <w:r>
-        <w:rPr>
-          <w:color w:val="000000"/>
-        </w:rPr>
-        <w:t>Галилеї</w:t>
-      </w:r>
-      <w:proofErr w:type="spellEnd"/>
-      <w:r>
-        <w:rPr>
-          <w:color w:val="000000"/>
-        </w:rPr>
-        <w:t>.</w:t>
-      </w:r>
-    </w:p>
-    <w:p>
-      <w:pPr>
-        <w:shd w:val="clear" w:color="auto" w:fill="FFFFFF"/>
-        <w:spacing w:line="360" w:lineRule="auto"/>
-        <w:ind w:firstLine="426"/>
-        <w:jc w:val="both"/>
-        <w:rPr>
-          <w:color w:val="000000"/>
-        </w:rPr>
-      </w:pPr>
-      <w:r>
-        <w:rPr>
-          <w:rStyle w:val="Versetto"/>
-        </w:rPr>
-        <w:t>15.</w:t>
-      </w:r>
-      <w:r>
-        <w:rPr>
-          <w:color w:val="000000"/>
-        </w:rPr>
-        <w:t xml:space="preserve"> Первосвященики ж та книжники, побачивши чуда, які він творив, і дітей, що кричали в храмі: «Осанна синові Давида!», обурилися </w:t>
-      </w:r>
-      <w:r>
-        <w:rPr>
-          <w:rStyle w:val="Versetto"/>
-        </w:rPr>
-        <w:t>16.</w:t>
-      </w:r>
-      <w:r>
-        <w:rPr>
-          <w:color w:val="000000"/>
-        </w:rPr>
-        <w:t xml:space="preserve"> і мовили до нього:</w:t>
-      </w:r>
-    </w:p>
-    <w:p>
-      <w:pPr>
-        <w:shd w:val="clear" w:color="auto" w:fill="FFFFFF"/>
-        <w:spacing w:line="360" w:lineRule="auto"/>
-        <w:ind w:firstLine="426"/>
-        <w:jc w:val="both"/>
-        <w:rPr>
-          <w:color w:val="000000"/>
-        </w:rPr>
-      </w:pPr>
-      <w:r>
-        <w:rPr>
-          <w:color w:val="000000"/>
-        </w:rPr>
-        <w:t>– Чуєш, що оці кажуть?</w:t>
-      </w:r>
-    </w:p>
-    <w:p>
-      <w:pPr>
-        <w:shd w:val="clear" w:color="auto" w:fill="FFFFFF"/>
-        <w:spacing w:line="360" w:lineRule="auto"/>
-        <w:ind w:firstLine="426"/>
-        <w:jc w:val="both"/>
-        <w:rPr>
-          <w:color w:val="000000"/>
-        </w:rPr>
-      </w:pPr>
-      <w:r>
-        <w:rPr>
-          <w:color w:val="000000"/>
-        </w:rPr>
-        <w:t>А Ісус відповів їм:</w:t>
-      </w:r>
-    </w:p>
-    <w:p>
-      <w:pPr>
-        <w:shd w:val="clear" w:color="auto" w:fill="FFFFFF"/>
-        <w:spacing w:line="360" w:lineRule="auto"/>
-        <w:ind w:firstLine="426"/>
-        <w:jc w:val="both"/>
-        <w:rPr>
-          <w:color w:val="000000"/>
-        </w:rPr>
-      </w:pPr>
-      <w:r>
-        <w:rPr>
-          <w:color w:val="000000"/>
-        </w:rPr>
-        <w:t xml:space="preserve">– Хіба ви ніколи не читали: устами немовлят та </w:t>
-      </w:r>
-      <w:proofErr w:type="spellStart"/>
-      <w:r>
-        <w:rPr>
-          <w:color w:val="000000"/>
-        </w:rPr>
-        <w:t>ссущих</w:t>
-      </w:r>
-      <w:proofErr w:type="spellEnd"/>
-      <w:r>
-        <w:rPr>
-          <w:color w:val="000000"/>
-        </w:rPr>
-        <w:t xml:space="preserve"> ти вчинив собі хвалу?</w:t>
-      </w:r>
-    </w:p>
-    <w:p>
-      <w:pPr>
-        <w:shd w:val="clear" w:color="auto" w:fill="FFFFFF"/>
-        <w:spacing w:line="360" w:lineRule="auto"/>
-        <w:ind w:firstLine="426"/>
-        <w:jc w:val="both"/>
-        <w:rPr>
-          <w:color w:val="000000"/>
-        </w:rPr>
-      </w:pPr>
-      <w:r>
-        <w:rPr>
-          <w:rStyle w:val="Versetto"/>
-        </w:rPr>
         <w:t>17.</w:t>
       </w:r>
       <w:r>
@@ -573,6 +555,12 @@
           <w:color w:val="000000"/>
         </w:rPr>
         <w:t xml:space="preserve"> І</w:t>
+      </w:r>
+      <w:r>
+        <w:rPr>
+          <w:color w:val="000000"/>
+        </w:rPr>
+        <w:t>,</w:t>
       </w:r>
       <w:r>
         <w:rPr>
@@ -596,6 +584,12 @@
         <w:t>Витанію</w:t>
       </w:r>
       <w:proofErr w:type="spellEnd"/>
+      <w:r>
+        <w:rPr>
+          <w:color w:val="000000"/>
+        </w:rPr>
+        <w:t>,</w:t>
+      </w:r>
       <w:r>
         <w:rPr>
           <w:color w:val="000000"/>
